--- a/documents/Proyecto de Página Web para Empresa de Globos Artísticos.docx
+++ b/documents/Proyecto de Página Web para Empresa de Globos Artísticos.docx
@@ -13,13 +13,17 @@
         <w:rPr>
           <w:b/>
           <w:bCs/>
-        </w:rPr>
-        <w:t xml:space="preserve">Proyecto de Página Web para Empresa de Globos </w:t>
-      </w:r>
-      <w:r>
-        <w:rPr>
-          <w:b/>
-          <w:bCs/>
+          <w:sz w:val="24"/>
+          <w:szCs w:val="24"/>
+        </w:rPr>
+        <w:t xml:space="preserve">Proyecto Globos </w:t>
+      </w:r>
+      <w:r>
+        <w:rPr>
+          <w:b/>
+          <w:bCs/>
+          <w:sz w:val="24"/>
+          <w:szCs w:val="24"/>
         </w:rPr>
         <w:t>Studio</w:t>
       </w:r>
@@ -27,8 +31,17 @@
         <w:rPr>
           <w:b/>
           <w:bCs/>
-        </w:rPr>
-        <w:t xml:space="preserve">                             </w:t>
+          <w:sz w:val="24"/>
+          <w:szCs w:val="24"/>
+        </w:rPr>
+        <w:t xml:space="preserve">       </w:t>
+      </w:r>
+      <w:r>
+        <w:rPr>
+          <w:b/>
+          <w:bCs/>
+        </w:rPr>
+        <w:t xml:space="preserve">                      </w:t>
       </w:r>
       <w:r>
         <w:rPr>
@@ -102,22 +115,26 @@
       </w:r>
     </w:p>
     <w:p>
-      <w:pPr>
-        <w:numPr>
-          <w:ilvl w:val="0"/>
-          <w:numId w:val="1"/>
-        </w:numPr>
-      </w:pPr>
-      <w:r>
-        <w:rPr>
-          <w:b/>
-          <w:bCs/>
-        </w:rPr>
-        <w:t>Desarrollar una página web interactiva y atractiva</w:t>
-      </w:r>
-      <w:r>
-        <w:t xml:space="preserve"> que represente visualmente la marca de la empresa de globos artísticos, destacando sus productos y servicios.</w:t>
-      </w:r>
+      <w:r>
+        <w:t xml:space="preserve">Desarrollar una plataforma web integral para la empresa </w:t>
+      </w:r>
+      <w:r>
+        <w:t>G</w:t>
+      </w:r>
+      <w:r>
+        <w:t xml:space="preserve">lobos </w:t>
+      </w:r>
+      <w:r>
+        <w:t>Studio</w:t>
+      </w:r>
+      <w:r>
+        <w:t xml:space="preserve"> que represente visualmente la marca de manera atractiva y profesional, facilitando la interacción del cliente con los servicios. La plataforma debe permitir la gestión eficiente de usuarios, pedidos y recompensas, automatizar la comunicación con los clientes y proporcionar una experiencia de usuario intuitiva y segura.</w:t>
+      </w:r>
+    </w:p>
+    <w:p>
+      <w:pPr>
+        <w:ind w:left="720"/>
+      </w:pPr>
     </w:p>
     <w:p>
       <w:pPr>
@@ -164,10 +181,10 @@
           <w:b/>
           <w:bCs/>
         </w:rPr>
-        <w:t>Crear una base de datos robusta</w:t>
-      </w:r>
-      <w:r>
-        <w:t xml:space="preserve"> que soporte todas las operaciones del sistema, incluyendo gestión de usuarios, pedidos y recompensas.</w:t>
+        <w:t>Fomentar la interacción y fidelización del cliente</w:t>
+      </w:r>
+      <w:r>
+        <w:t xml:space="preserve"> mediante un sistema de puntos que recompense las acciones de los usuarios dentro de la plataforma.</w:t>
       </w:r>
     </w:p>
     <w:p>
@@ -182,61 +199,241 @@
           <w:b/>
           <w:bCs/>
         </w:rPr>
-        <w:t>Fomentar la interacción y fidelización del cliente</w:t>
-      </w:r>
-      <w:r>
-        <w:t xml:space="preserve"> mediante un sistema de puntos que recompense las acciones de los usuarios dentro de la plataforma.</w:t>
-      </w:r>
-    </w:p>
-    <w:p>
-      <w:pPr>
-        <w:numPr>
-          <w:ilvl w:val="0"/>
-          <w:numId w:val="6"/>
-        </w:numPr>
-      </w:pPr>
-      <w:r>
-        <w:rPr>
-          <w:b/>
-          <w:bCs/>
-        </w:rPr>
         <w:t>Automatizar la comunicación con los clientes</w:t>
       </w:r>
       <w:r>
         <w:t xml:space="preserve"> utilizando confirmaciones por correo electrónico para el registro y solicitudes de servicios.</w:t>
       </w:r>
     </w:p>
-    <w:p>
-      <w:pPr>
-        <w:rPr>
-          <w:b/>
-          <w:bCs/>
-        </w:rPr>
-      </w:pPr>
-    </w:p>
-    <w:p>
-      <w:r>
-        <w:rPr>
-          <w:b/>
-          <w:bCs/>
-        </w:rPr>
-        <w:t xml:space="preserve">Diseño y Desarrollo del </w:t>
-      </w:r>
-      <w:proofErr w:type="spellStart"/>
-      <w:r>
-        <w:rPr>
-          <w:b/>
-          <w:bCs/>
-        </w:rPr>
-        <w:t>Frontend</w:t>
-      </w:r>
-      <w:proofErr w:type="spellEnd"/>
-      <w:r>
-        <w:rPr>
-          <w:b/>
-          <w:bCs/>
-        </w:rPr>
-        <w:t>:</w:t>
+    <w:p/>
+    <w:p>
+      <w:pPr>
+        <w:rPr>
+          <w:b/>
+          <w:bCs/>
+        </w:rPr>
+      </w:pPr>
+      <w:r>
+        <w:rPr>
+          <w:b/>
+          <w:bCs/>
+        </w:rPr>
+        <w:t>Problema:</w:t>
+      </w:r>
+    </w:p>
+    <w:p>
+      <w:r>
+        <w:t>La empresa de globos artísticos enfrenta desafíos en la gestión y representación de sus servicios en línea. Actualmente, carecen de una plataforma que permita a los clientes interactuar de manera efectiva con la marca, gestionar pedidos, y realizar un seguimiento adecuado de sus transacciones. Además, la empresa necesita un sistema automatizado para la comunicación con los clientes y un mecanismo para incentivar la fidelización. Sin una solución adecuada, la empresa no puede maximizar su potencial de ventas, ofrecer una experiencia de usuario fluida, ni gestionar eficientemente los pedidos y servicios.</w:t>
+      </w:r>
+    </w:p>
+    <w:p/>
+    <w:p>
+      <w:r>
+        <w:t>Alcance:</w:t>
+      </w:r>
+    </w:p>
+    <w:p/>
+    <w:p>
+      <w:r>
+        <w:t>Desarrollo de la Página Web:</w:t>
+      </w:r>
+    </w:p>
+    <w:p>
+      <w:r>
+        <w:t>Creación de una página principal visualmente atractiva que represente adecuadamente la marca.</w:t>
+      </w:r>
+    </w:p>
+    <w:p>
+      <w:r>
+        <w:t xml:space="preserve">Implementación de secciones para </w:t>
+      </w:r>
+      <w:r>
+        <w:t>servicios</w:t>
+      </w:r>
+      <w:r>
+        <w:t xml:space="preserve"> destacados, noticias, y eventos.</w:t>
+      </w:r>
+    </w:p>
+    <w:p>
+      <w:r>
+        <w:lastRenderedPageBreak/>
+        <w:t>Inclusión de un catálogo de servicios</w:t>
+      </w:r>
+      <w:r>
+        <w:t>.</w:t>
+      </w:r>
+    </w:p>
+    <w:p/>
+    <w:p>
+      <w:r>
+        <w:t>Sistema de Gestión de Usuarios:</w:t>
+      </w:r>
+    </w:p>
+    <w:p>
+      <w:r>
+        <w:t>Registro y autenticación de usuarios con confirmación por correo electrónico.</w:t>
+      </w:r>
+    </w:p>
+    <w:p>
+      <w:r>
+        <w:t>Gestión de perfiles de usuario con roles diferenciados (administrador, empleado, cliente).</w:t>
+      </w:r>
+    </w:p>
+    <w:p/>
+    <w:p>
+      <w:r>
+        <w:t>Sistema de Puntos y Recompensas:</w:t>
+      </w:r>
+    </w:p>
+    <w:p>
+      <w:r>
+        <w:t>Implementación de un sistema de puntos acumulativos y recompensas.</w:t>
+      </w:r>
+    </w:p>
+    <w:p>
+      <w:r>
+        <w:t>Opciones para redimir puntos en descuentos y ofertas especiales.</w:t>
+      </w:r>
+    </w:p>
+    <w:p/>
+    <w:p>
+      <w:r>
+        <w:t>Gestión de Pedidos y Servicios:</w:t>
+      </w:r>
+    </w:p>
+    <w:p>
+      <w:r>
+        <w:t>Desarrollo de un sistema para solicitar, gestionar y rastrear pedidos.</w:t>
+      </w:r>
+    </w:p>
+    <w:p>
+      <w:r>
+        <w:t>Notificaciones automáticas por correo electrónico sobre el estado de los pedidos.</w:t>
+      </w:r>
+    </w:p>
+    <w:p/>
+    <w:p>
+      <w:r>
+        <w:t>Panel de Administración:</w:t>
+      </w:r>
+    </w:p>
+    <w:p>
+      <w:r>
+        <w:t>Herramientas para la gestión de productos, pedidos y usuarios.</w:t>
+      </w:r>
+    </w:p>
+    <w:p>
+      <w:r>
+        <w:t>Reportes y análisis del rendimiento del sistema de puntos y ventas.</w:t>
+      </w:r>
+    </w:p>
+    <w:p>
+      <w:r>
+        <w:t>Seguridad y Cumplimiento:</w:t>
+      </w:r>
+    </w:p>
+    <w:p/>
+    <w:p>
+      <w:r>
+        <w:t>Implementación de medidas de seguridad, incluyendo cifrado de contraseñas y SSL.</w:t>
+      </w:r>
+    </w:p>
+    <w:p>
+      <w:r>
+        <w:t>Cumplimiento con normas de privacidad de datos y protección del consumidor (ISO 27001).</w:t>
+      </w:r>
+    </w:p>
+    <w:p/>
+    <w:p>
+      <w:r>
+        <w:t>Límites del Proyecto:</w:t>
+      </w:r>
+    </w:p>
+    <w:p>
+      <w:r>
+        <w:t>El proyecto no incluirá la integración con sistemas de pago externos en esta fase inicial.</w:t>
+      </w:r>
+    </w:p>
+    <w:p>
+      <w:r>
+        <w:t>No se desarrollarán aplicaciones móviles como parte del alcance inicial.</w:t>
+      </w:r>
+    </w:p>
+    <w:p>
+      <w:r>
+        <w:t>La implementación de características avanzadas de inteligencia artificial o aprendizaje automático no está contemplada en esta fase.</w:t>
+      </w:r>
+    </w:p>
+    <w:p/>
+    <w:p/>
+    <w:p/>
+    <w:p/>
+    <w:p>
+      <w:r>
+        <w:t>Justificación:</w:t>
+      </w:r>
+    </w:p>
+    <w:p/>
+    <w:p>
+      <w:r>
+        <w:t>Mejora en la Presencia Online:</w:t>
+      </w:r>
+    </w:p>
+    <w:p>
+      <w:r>
+        <w:t>La creación de una página web atractiva y funcional permitirá a la empresa presentar sus productos y servicios de manera efectiva, atrayendo a nuevos clientes y fortaleciendo la marca en el mercado.</w:t>
+      </w:r>
+    </w:p>
+    <w:p/>
+    <w:p>
+      <w:r>
+        <w:t>Fidelización y Motivación de Clientes:</w:t>
+      </w:r>
+    </w:p>
+    <w:p>
+      <w:r>
+        <w:t>El sistema de puntos y recompensas incentivará a los clientes a realizar más compras y participar activamente en la plataforma, lo que contribuirá a un aumento en la lealtad del cliente y en las ventas generales.</w:t>
+      </w:r>
+    </w:p>
+    <w:p/>
+    <w:p>
+      <w:r>
+        <w:t>Eficiencia en la Gestión de Pedidos:</w:t>
+      </w:r>
+    </w:p>
+    <w:p>
+      <w:r>
+        <w:t>Un sistema automatizado para la gestión de pedidos mejorará la eficiencia operativa, permitirá un seguimiento preciso y reducirá el riesgo de errores humanos, resultando en una experiencia de cliente más satisfactoria.</w:t>
+      </w:r>
+    </w:p>
+    <w:p/>
+    <w:p>
+      <w:r>
+        <w:t>Automatización de la Comunicación:</w:t>
+      </w:r>
+    </w:p>
+    <w:p>
+      <w:r>
+        <w:t>La implementación de correos electrónicos automatizados para confirmaciones de registro y actualizaciones de pedidos reducirá la carga administrativa y asegurará que los clientes reciban la información oportuna.</w:t>
+      </w:r>
+    </w:p>
+    <w:p/>
+    <w:p/>
+    <w:p>
+      <w:pPr>
+        <w:rPr>
+          <w:b/>
+          <w:bCs/>
+        </w:rPr>
+      </w:pPr>
+    </w:p>
+    <w:p>
+      <w:r>
+        <w:rPr>
+          <w:b/>
+          <w:bCs/>
+        </w:rPr>
+        <w:t>Funcionalidades de Usuario:</w:t>
       </w:r>
     </w:p>
     <w:p>
@@ -247,21 +444,7 @@
         </w:numPr>
       </w:pPr>
       <w:r>
-        <w:t>Crear una interfaz de usuario (UI</w:t>
-      </w:r>
-      <w:r>
-        <w:t>/UX</w:t>
-      </w:r>
-      <w:r>
-        <w:t xml:space="preserve">) intuitiva y moderna, utilizando tecnologías como </w:t>
-      </w:r>
-      <w:proofErr w:type="spellStart"/>
-      <w:r>
-        <w:t>React</w:t>
-      </w:r>
-      <w:proofErr w:type="spellEnd"/>
-      <w:r>
-        <w:t xml:space="preserve"> para garantizar una experiencia de usuario fluida.</w:t>
+        <w:t>Permitir a los clientes registrarse y recibir un correo electrónico de confirmación para verificar su cuenta.</w:t>
       </w:r>
     </w:p>
     <w:p>
@@ -272,32 +455,7 @@
         </w:numPr>
       </w:pPr>
       <w:r>
-        <w:t>Asegurar que el diseño sea responsivo, adaptándose a dispositivos móviles, tabletas y computadoras de escritorio.</w:t>
-      </w:r>
-    </w:p>
-    <w:p>
-      <w:r>
-        <w:rPr>
-          <w:b/>
-          <w:bCs/>
-        </w:rPr>
-        <w:t xml:space="preserve">Desarrollo del </w:t>
-      </w:r>
-      <w:proofErr w:type="spellStart"/>
-      <w:r>
-        <w:rPr>
-          <w:b/>
-          <w:bCs/>
-        </w:rPr>
-        <w:t>Backend</w:t>
-      </w:r>
-      <w:proofErr w:type="spellEnd"/>
-      <w:r>
-        <w:rPr>
-          <w:b/>
-          <w:bCs/>
-        </w:rPr>
-        <w:t xml:space="preserve"> y Base de Datos:</w:t>
+        <w:t>Ofrecer un sistema de puntos donde los clientes puedan acumular puntos por cada compra o acción en el sitio.</w:t>
       </w:r>
     </w:p>
     <w:p>
@@ -308,13 +466,21 @@
         </w:numPr>
       </w:pPr>
       <w:r>
-        <w:t>Configurar una base de datos (</w:t>
-      </w:r>
-      <w:r>
-        <w:t>mongo DB</w:t>
-      </w:r>
-      <w:r>
-        <w:t>) para almacenar de forma segura los datos de usuarios, productos, pedidos y puntos.</w:t>
+        <w:t>Proporcionar un formulario para solicitar servicios personalizados de globos artísticos, con opciones para detallar las especificaciones del pedido.</w:t>
+      </w:r>
+    </w:p>
+    <w:p>
+      <w:pPr>
+        <w:ind w:left="1440"/>
+      </w:pPr>
+    </w:p>
+    <w:p>
+      <w:r>
+        <w:rPr>
+          <w:b/>
+          <w:bCs/>
+        </w:rPr>
+        <w:t>Gestión de Pedidos y Servicios:</w:t>
       </w:r>
     </w:p>
     <w:p>
@@ -325,16 +491,7 @@
         </w:numPr>
       </w:pPr>
       <w:r>
-        <w:t>Implementar roles y permisos de usuario para diferenciar entre administradores, empleados y clientes.</w:t>
-      </w:r>
-    </w:p>
-    <w:p>
-      <w:r>
-        <w:rPr>
-          <w:b/>
-          <w:bCs/>
-        </w:rPr>
-        <w:t>Funcionalidades de Usuario:</w:t>
+        <w:t>Desarrollar un sistema de gestión de pedidos donde los clientes puedan ver el estado de sus pedidos y los administradores puedan actualizarlos.</w:t>
       </w:r>
     </w:p>
     <w:p>
@@ -345,7 +502,16 @@
         </w:numPr>
       </w:pPr>
       <w:r>
-        <w:t>Permitir a los clientes registrarse y recibir un correo electrónico de confirmación para verificar su cuenta.</w:t>
+        <w:t>Incluir notificaciones por correo electrónico para confirmar el estado del pedido (recibido, en proceso, completado).</w:t>
+      </w:r>
+    </w:p>
+    <w:p>
+      <w:r>
+        <w:rPr>
+          <w:b/>
+          <w:bCs/>
+        </w:rPr>
+        <w:t>Seguridad y Privacidad:</w:t>
       </w:r>
     </w:p>
     <w:p>
@@ -356,69 +522,6 @@
         </w:numPr>
       </w:pPr>
       <w:r>
-        <w:t>Ofrecer un sistema de puntos donde los clientes puedan acumular puntos por cada compra o acción en el sitio.</w:t>
-      </w:r>
-    </w:p>
-    <w:p>
-      <w:pPr>
-        <w:numPr>
-          <w:ilvl w:val="1"/>
-          <w:numId w:val="2"/>
-        </w:numPr>
-      </w:pPr>
-      <w:r>
-        <w:lastRenderedPageBreak/>
-        <w:t>Proporcionar un formulario para solicitar servicios personalizados de globos artísticos, con opciones para detallar las especificaciones del pedido.</w:t>
-      </w:r>
-    </w:p>
-    <w:p>
-      <w:r>
-        <w:rPr>
-          <w:b/>
-          <w:bCs/>
-        </w:rPr>
-        <w:t>Gestión de Pedidos y Servicios:</w:t>
-      </w:r>
-    </w:p>
-    <w:p>
-      <w:pPr>
-        <w:numPr>
-          <w:ilvl w:val="1"/>
-          <w:numId w:val="2"/>
-        </w:numPr>
-      </w:pPr>
-      <w:r>
-        <w:t>Desarrollar un sistema de gestión de pedidos donde los clientes puedan ver el estado de sus pedidos y los administradores puedan actualizarlos.</w:t>
-      </w:r>
-    </w:p>
-    <w:p>
-      <w:pPr>
-        <w:numPr>
-          <w:ilvl w:val="1"/>
-          <w:numId w:val="2"/>
-        </w:numPr>
-      </w:pPr>
-      <w:r>
-        <w:t>Incluir notificaciones por correo electrónico para confirmar el estado del pedido (recibido, en proceso, completado).</w:t>
-      </w:r>
-    </w:p>
-    <w:p>
-      <w:r>
-        <w:rPr>
-          <w:b/>
-          <w:bCs/>
-        </w:rPr>
-        <w:t>Seguridad y Privacidad:</w:t>
-      </w:r>
-    </w:p>
-    <w:p>
-      <w:pPr>
-        <w:numPr>
-          <w:ilvl w:val="1"/>
-          <w:numId w:val="2"/>
-        </w:numPr>
-      </w:pPr>
-      <w:r>
         <w:t>Implementar medidas de seguridad como cifrado de contraseñas, protección contra inyecciones SQL</w:t>
       </w:r>
       <w:r>
@@ -896,7 +999,7 @@
     <w:p>
       <w:r>
         <w:pict w14:anchorId="3502AE27">
-          <v:rect id="_x0000_i1031" style="width:0;height:1.5pt" o:hralign="center" o:hrstd="t" o:hr="t" fillcolor="#a0a0a0" stroked="f"/>
+          <v:rect id="_x0000_i1025" style="width:0;height:1.5pt" o:hralign="center" o:hrstd="t" o:hr="t" fillcolor="#a0a0a0" stroked="f"/>
         </w:pict>
       </w:r>
     </w:p>
@@ -912,23 +1015,15 @@
           <w:b/>
           <w:bCs/>
         </w:rPr>
-        <w:t>Tecnologías:</w:t>
-      </w:r>
-    </w:p>
-    <w:p>
-      <w:pPr>
-        <w:numPr>
-          <w:ilvl w:val="0"/>
-          <w:numId w:val="5"/>
-        </w:numPr>
-      </w:pPr>
+        <w:t xml:space="preserve">Historias de usuario enfocadas al usuario (As, </w:t>
+      </w:r>
       <w:proofErr w:type="spellStart"/>
       <w:r>
         <w:rPr>
           <w:b/>
           <w:bCs/>
         </w:rPr>
-        <w:t>Frontend</w:t>
+        <w:t>Want</w:t>
       </w:r>
       <w:proofErr w:type="spellEnd"/>
       <w:r>
@@ -936,119 +1031,350 @@
           <w:b/>
           <w:bCs/>
         </w:rPr>
-        <w:t>:</w:t>
-      </w:r>
-    </w:p>
-    <w:p>
-      <w:pPr>
-        <w:numPr>
-          <w:ilvl w:val="1"/>
-          <w:numId w:val="5"/>
-        </w:numPr>
-      </w:pPr>
-      <w:r>
-        <w:t>React.js para una interfaz de usuario dinámica.</w:t>
-      </w:r>
-    </w:p>
-    <w:p>
-      <w:pPr>
-        <w:numPr>
-          <w:ilvl w:val="1"/>
-          <w:numId w:val="5"/>
-        </w:numPr>
-      </w:pPr>
-      <w:r>
-        <w:t xml:space="preserve">CSS </w:t>
+        <w:t xml:space="preserve"> </w:t>
       </w:r>
       <w:proofErr w:type="spellStart"/>
       <w:r>
-        <w:t>frameworks</w:t>
+        <w:rPr>
+          <w:b/>
+          <w:bCs/>
+        </w:rPr>
+        <w:t>to</w:t>
       </w:r>
       <w:proofErr w:type="spellEnd"/>
       <w:r>
-        <w:t xml:space="preserve"> </w:t>
+        <w:rPr>
+          <w:b/>
+          <w:bCs/>
+        </w:rPr>
+        <w:t xml:space="preserve">, so </w:t>
       </w:r>
       <w:proofErr w:type="spellStart"/>
       <w:r>
-        <w:t>Tailwind</w:t>
+        <w:rPr>
+          <w:b/>
+          <w:bCs/>
+        </w:rPr>
+        <w:t>that</w:t>
       </w:r>
       <w:proofErr w:type="spellEnd"/>
       <w:r>
-        <w:t xml:space="preserve"> CSS para un diseño moderno.</w:t>
-      </w:r>
-    </w:p>
-    <w:p>
-      <w:pPr>
-        <w:numPr>
-          <w:ilvl w:val="0"/>
-          <w:numId w:val="5"/>
-        </w:numPr>
-      </w:pPr>
+        <w:rPr>
+          <w:b/>
+          <w:bCs/>
+        </w:rPr>
+        <w:t>)</w:t>
+      </w:r>
+    </w:p>
+    <w:p>
+      <w:pPr>
+        <w:rPr>
+          <w:b/>
+          <w:bCs/>
+        </w:rPr>
+      </w:pPr>
+    </w:p>
+    <w:p>
+      <w:pPr>
+        <w:rPr>
+          <w:b/>
+          <w:bCs/>
+        </w:rPr>
+      </w:pPr>
+      <w:r>
+        <w:rPr>
+          <w:b/>
+          <w:bCs/>
+        </w:rPr>
+        <w:tab/>
+      </w:r>
+    </w:p>
+    <w:tbl>
+      <w:tblPr>
+        <w:tblStyle w:val="Tablaconcuadrcula"/>
+        <w:tblW w:w="0" w:type="auto"/>
+        <w:tblLook w:val="04A0" w:firstRow="1" w:lastRow="0" w:firstColumn="1" w:lastColumn="0" w:noHBand="0" w:noVBand="1"/>
+      </w:tblPr>
+      <w:tblGrid>
+        <w:gridCol w:w="2942"/>
+        <w:gridCol w:w="2943"/>
+        <w:gridCol w:w="2943"/>
+      </w:tblGrid>
+      <w:tr>
+        <w:tc>
+          <w:tcPr>
+            <w:tcW w:w="2942" w:type="dxa"/>
+          </w:tcPr>
+          <w:p>
+            <w:pPr>
+              <w:rPr>
+                <w:b/>
+                <w:bCs/>
+              </w:rPr>
+            </w:pPr>
+            <w:r>
+              <w:rPr>
+                <w:b/>
+                <w:bCs/>
+              </w:rPr>
+              <w:t>As (como)</w:t>
+            </w:r>
+          </w:p>
+        </w:tc>
+        <w:tc>
+          <w:tcPr>
+            <w:tcW w:w="2943" w:type="dxa"/>
+          </w:tcPr>
+          <w:p>
+            <w:pPr>
+              <w:rPr>
+                <w:b/>
+                <w:bCs/>
+              </w:rPr>
+            </w:pPr>
+            <w:proofErr w:type="spellStart"/>
+            <w:r>
+              <w:rPr>
+                <w:b/>
+                <w:bCs/>
+              </w:rPr>
+              <w:t>Want</w:t>
+            </w:r>
+            <w:proofErr w:type="spellEnd"/>
+            <w:r>
+              <w:rPr>
+                <w:b/>
+                <w:bCs/>
+              </w:rPr>
+              <w:t xml:space="preserve"> </w:t>
+            </w:r>
+            <w:proofErr w:type="spellStart"/>
+            <w:r>
+              <w:rPr>
+                <w:b/>
+                <w:bCs/>
+              </w:rPr>
+              <w:t>to</w:t>
+            </w:r>
+            <w:proofErr w:type="spellEnd"/>
+            <w:r>
+              <w:rPr>
+                <w:b/>
+                <w:bCs/>
+              </w:rPr>
+              <w:t xml:space="preserve"> (Quiero)</w:t>
+            </w:r>
+          </w:p>
+        </w:tc>
+        <w:tc>
+          <w:tcPr>
+            <w:tcW w:w="2943" w:type="dxa"/>
+          </w:tcPr>
+          <w:p>
+            <w:pPr>
+              <w:rPr>
+                <w:b/>
+                <w:bCs/>
+              </w:rPr>
+            </w:pPr>
+            <w:r>
+              <w:rPr>
+                <w:b/>
+                <w:bCs/>
+              </w:rPr>
+              <w:t xml:space="preserve">So </w:t>
+            </w:r>
+            <w:proofErr w:type="spellStart"/>
+            <w:r>
+              <w:rPr>
+                <w:b/>
+                <w:bCs/>
+              </w:rPr>
+              <w:t>that</w:t>
+            </w:r>
+            <w:proofErr w:type="spellEnd"/>
+            <w:r>
+              <w:rPr>
+                <w:b/>
+                <w:bCs/>
+              </w:rPr>
+              <w:t xml:space="preserve"> (Para)</w:t>
+            </w:r>
+          </w:p>
+        </w:tc>
+      </w:tr>
+      <w:tr>
+        <w:tc>
+          <w:tcPr>
+            <w:tcW w:w="2942" w:type="dxa"/>
+          </w:tcPr>
+          <w:p>
+            <w:pPr>
+              <w:rPr>
+                <w:b/>
+                <w:bCs/>
+              </w:rPr>
+            </w:pPr>
+          </w:p>
+        </w:tc>
+        <w:tc>
+          <w:tcPr>
+            <w:tcW w:w="2943" w:type="dxa"/>
+          </w:tcPr>
+          <w:p>
+            <w:pPr>
+              <w:rPr>
+                <w:b/>
+                <w:bCs/>
+              </w:rPr>
+            </w:pPr>
+          </w:p>
+        </w:tc>
+        <w:tc>
+          <w:tcPr>
+            <w:tcW w:w="2943" w:type="dxa"/>
+          </w:tcPr>
+          <w:p>
+            <w:pPr>
+              <w:rPr>
+                <w:b/>
+                <w:bCs/>
+              </w:rPr>
+            </w:pPr>
+          </w:p>
+        </w:tc>
+      </w:tr>
+      <w:tr>
+        <w:tc>
+          <w:tcPr>
+            <w:tcW w:w="2942" w:type="dxa"/>
+          </w:tcPr>
+          <w:p>
+            <w:pPr>
+              <w:rPr>
+                <w:b/>
+                <w:bCs/>
+              </w:rPr>
+            </w:pPr>
+          </w:p>
+        </w:tc>
+        <w:tc>
+          <w:tcPr>
+            <w:tcW w:w="2943" w:type="dxa"/>
+          </w:tcPr>
+          <w:p>
+            <w:pPr>
+              <w:rPr>
+                <w:b/>
+                <w:bCs/>
+              </w:rPr>
+            </w:pPr>
+          </w:p>
+        </w:tc>
+        <w:tc>
+          <w:tcPr>
+            <w:tcW w:w="2943" w:type="dxa"/>
+          </w:tcPr>
+          <w:p>
+            <w:pPr>
+              <w:rPr>
+                <w:b/>
+                <w:bCs/>
+              </w:rPr>
+            </w:pPr>
+          </w:p>
+        </w:tc>
+      </w:tr>
+    </w:tbl>
+    <w:p>
+      <w:pPr>
+        <w:rPr>
+          <w:b/>
+          <w:bCs/>
+        </w:rPr>
+      </w:pPr>
+    </w:p>
+    <w:p>
+      <w:pPr>
+        <w:rPr>
+          <w:b/>
+          <w:bCs/>
+        </w:rPr>
+      </w:pPr>
+      <w:r>
+        <w:rPr>
+          <w:b/>
+          <w:bCs/>
+        </w:rPr>
+        <w:t>UML = estándares para la parte del diseño, (lenguaje de modelado unificado)</w:t>
+      </w:r>
+    </w:p>
+    <w:p>
+      <w:pPr>
+        <w:rPr>
+          <w:b/>
+          <w:bCs/>
+        </w:rPr>
+      </w:pPr>
+    </w:p>
+    <w:p>
+      <w:pPr>
+        <w:rPr>
+          <w:b/>
+          <w:bCs/>
+          <w:highlight w:val="yellow"/>
+        </w:rPr>
+      </w:pPr>
+      <w:r>
+        <w:rPr>
+          <w:b/>
+          <w:bCs/>
+          <w:highlight w:val="yellow"/>
+        </w:rPr>
+        <w:t xml:space="preserve">Nombre, objetivo (general, específicos) problema, alcance, justificación </w:t>
+      </w:r>
+    </w:p>
+    <w:p>
+      <w:pPr>
+        <w:rPr>
+          <w:b/>
+          <w:bCs/>
+        </w:rPr>
+      </w:pPr>
+      <w:r>
+        <w:rPr>
+          <w:b/>
+          <w:bCs/>
+          <w:highlight w:val="yellow"/>
+        </w:rPr>
+        <w:t xml:space="preserve">Alcance = delimitar hasta </w:t>
+      </w:r>
       <w:proofErr w:type="spellStart"/>
       <w:r>
         <w:rPr>
           <w:b/>
           <w:bCs/>
-        </w:rPr>
-        <w:t>Backend</w:t>
+          <w:highlight w:val="yellow"/>
+        </w:rPr>
+        <w:t>donde</w:t>
       </w:r>
       <w:proofErr w:type="spellEnd"/>
       <w:r>
         <w:rPr>
           <w:b/>
           <w:bCs/>
-        </w:rPr>
-        <w:t>:</w:t>
-      </w:r>
-    </w:p>
-    <w:p>
-      <w:pPr>
-        <w:numPr>
-          <w:ilvl w:val="1"/>
-          <w:numId w:val="5"/>
-        </w:numPr>
-      </w:pPr>
-      <w:r>
-        <w:t>Node.js con Express para la gestión de la lógica del negocio.</w:t>
-      </w:r>
-    </w:p>
-    <w:p>
-      <w:pPr>
-        <w:numPr>
-          <w:ilvl w:val="1"/>
-          <w:numId w:val="5"/>
-        </w:numPr>
-      </w:pPr>
-      <w:r>
-        <w:t>Autenticación y autorización con JWT.</w:t>
-      </w:r>
-    </w:p>
-    <w:p>
-      <w:pPr>
-        <w:numPr>
-          <w:ilvl w:val="0"/>
-          <w:numId w:val="5"/>
-        </w:numPr>
-      </w:pPr>
-      <w:r>
-        <w:rPr>
-          <w:b/>
-          <w:bCs/>
-        </w:rPr>
-        <w:lastRenderedPageBreak/>
-        <w:t>Base de Datos:</w:t>
-      </w:r>
-    </w:p>
-    <w:p>
-      <w:pPr>
-        <w:numPr>
-          <w:ilvl w:val="1"/>
-          <w:numId w:val="5"/>
-        </w:numPr>
-      </w:pPr>
-      <w:r>
-        <w:t>MongoDB para el almacenamiento de datos.</w:t>
-      </w:r>
+          <w:highlight w:val="yellow"/>
+        </w:rPr>
+        <w:t xml:space="preserve"> va el proyecto para que el cliente no añada o quite funcionalidades</w:t>
+      </w:r>
+    </w:p>
+    <w:p>
+      <w:pPr>
+        <w:rPr>
+          <w:b/>
+          <w:bCs/>
+        </w:rPr>
+      </w:pPr>
     </w:p>
     <w:p/>
     <w:sectPr>
@@ -2726,6 +3052,25 @@
       <w:spacing w:val="5"/>
     </w:rPr>
   </w:style>
+  <w:style w:type="table" w:styleId="Tablaconcuadrcula">
+    <w:name w:val="Table Grid"/>
+    <w:basedOn w:val="Tablanormal"/>
+    <w:uiPriority w:val="39"/>
+    <w:rsid w:val="00755712"/>
+    <w:pPr>
+      <w:spacing w:after="0" w:line="240" w:lineRule="auto"/>
+    </w:pPr>
+    <w:tblPr>
+      <w:tblBorders>
+        <w:top w:val="single" w:sz="4" w:space="0" w:color="auto"/>
+        <w:left w:val="single" w:sz="4" w:space="0" w:color="auto"/>
+        <w:bottom w:val="single" w:sz="4" w:space="0" w:color="auto"/>
+        <w:right w:val="single" w:sz="4" w:space="0" w:color="auto"/>
+        <w:insideH w:val="single" w:sz="4" w:space="0" w:color="auto"/>
+        <w:insideV w:val="single" w:sz="4" w:space="0" w:color="auto"/>
+      </w:tblBorders>
+    </w:tblPr>
+  </w:style>
 </w:styles>
 </file>
 
